--- a/Fase 2/Evidencias Proyecto/Evidencia de documentación/Documentación Stakeholder's/Documentación de Stakeholder’s.docx
+++ b/Fase 2/Evidencias Proyecto/Evidencia de documentación/Documentación Stakeholder's/Documentación de Stakeholder’s.docx
@@ -253,23 +253,21 @@
     <w:p>
       <w:pPr>
         <w:spacing w:after="0" w:line="240" w:lineRule="auto"/>
-      </w:pPr>
-      <w:r>
-        <w:lastRenderedPageBreak/>
+        <w:rPr>
+          <w:b/>
+          <w:bCs/>
+        </w:rPr>
+      </w:pPr>
+      <w:r>
         <w:br w:type="page"/>
       </w:r>
-    </w:p>
-    <w:p>
-      <w:pPr>
-        <w:pStyle w:val="Ttulo1"/>
-        <w:numPr>
-          <w:ilvl w:val="0"/>
-          <w:numId w:val="1"/>
-        </w:numPr>
-      </w:pPr>
       <w:bookmarkStart w:id="0" w:name="_heading=h.qdbk1e8081mu" w:colFirst="0" w:colLast="0"/>
       <w:bookmarkEnd w:id="0"/>
       <w:r>
+        <w:rPr>
+          <w:b/>
+          <w:bCs/>
+        </w:rPr>
         <w:lastRenderedPageBreak/>
         <w:t>Introducción y objetivo</w:t>
       </w:r>
